--- a/finalproject345.docx
+++ b/finalproject345.docx
@@ -193,6 +193,150 @@
           <w:b/>
           <w:bCs/>
         </w:rPr>
+        <w:t>Explanation on code and changes made:</w:t>
+      </w:r>
+    </w:p>
+    <w:p>
+      <w:r>
+        <w:t xml:space="preserve">The xv6 operating system was modified to implement a Lottery Scheduler using a ticket-based CPU scheduling system. New variables called tickets and ticks were added to the proc structure in </w:t>
+      </w:r>
+      <w:proofErr w:type="spellStart"/>
+      <w:r>
+        <w:t>proc.h</w:t>
+      </w:r>
+      <w:proofErr w:type="spellEnd"/>
+      <w:r>
+        <w:t xml:space="preserve"> to store the number of lottery tickets assigned to each process and the number of times the process was scheduled. The scheduler in </w:t>
+      </w:r>
+      <w:proofErr w:type="spellStart"/>
+      <w:r>
+        <w:t>proc.c</w:t>
+      </w:r>
+      <w:proofErr w:type="spellEnd"/>
+      <w:r>
+        <w:t xml:space="preserve"> was changed to </w:t>
+      </w:r>
+      <w:r>
+        <w:lastRenderedPageBreak/>
+        <w:t xml:space="preserve">calculate the total number of tickets for all runnable processes, randomly select a winning ticket, and run the process that owned the winning ticket. Each time a process was selected, its tick counter was incremented to track CPU usage. Two new system calls, </w:t>
+      </w:r>
+      <w:proofErr w:type="spellStart"/>
+      <w:proofErr w:type="gramStart"/>
+      <w:r>
+        <w:t>settickets</w:t>
+      </w:r>
+      <w:proofErr w:type="spellEnd"/>
+      <w:r>
+        <w:t>(</w:t>
+      </w:r>
+      <w:proofErr w:type="gramEnd"/>
+      <w:r>
+        <w:t xml:space="preserve">) and </w:t>
+      </w:r>
+      <w:proofErr w:type="spellStart"/>
+      <w:proofErr w:type="gramStart"/>
+      <w:r>
+        <w:t>getpinfo</w:t>
+      </w:r>
+      <w:proofErr w:type="spellEnd"/>
+      <w:r>
+        <w:t>(</w:t>
+      </w:r>
+      <w:proofErr w:type="gramEnd"/>
+      <w:r>
+        <w:t xml:space="preserve">), were implemented in </w:t>
+      </w:r>
+      <w:proofErr w:type="spellStart"/>
+      <w:r>
+        <w:t>sysproc.c</w:t>
+      </w:r>
+      <w:proofErr w:type="spellEnd"/>
+      <w:r>
+        <w:t xml:space="preserve"> to allow processes to set their ticket counts and retrieve scheduling statistics. Additional changes were made to </w:t>
+      </w:r>
+      <w:proofErr w:type="spellStart"/>
+      <w:r>
+        <w:t>syscall.h</w:t>
+      </w:r>
+      <w:proofErr w:type="spellEnd"/>
+      <w:r>
+        <w:t xml:space="preserve">, </w:t>
+      </w:r>
+      <w:proofErr w:type="spellStart"/>
+      <w:r>
+        <w:t>syscall.c</w:t>
+      </w:r>
+      <w:proofErr w:type="spellEnd"/>
+      <w:r>
+        <w:t xml:space="preserve">, </w:t>
+      </w:r>
+      <w:proofErr w:type="spellStart"/>
+      <w:r>
+        <w:t>user.h</w:t>
+      </w:r>
+      <w:proofErr w:type="spellEnd"/>
+      <w:r>
+        <w:t xml:space="preserve">, and usys.pl so the new system calls could be recognized and used in user programs. A </w:t>
+      </w:r>
+      <w:r>
+        <w:t>user</w:t>
+      </w:r>
+      <w:r>
+        <w:t xml:space="preserve"> program called </w:t>
+      </w:r>
+      <w:proofErr w:type="spellStart"/>
+      <w:proofErr w:type="gramStart"/>
+      <w:r>
+        <w:t>lotterytest</w:t>
+      </w:r>
+      <w:proofErr w:type="gramEnd"/>
+      <w:r>
+        <w:t>.</w:t>
+      </w:r>
+      <w:proofErr w:type="gramStart"/>
+      <w:r>
+        <w:t>c</w:t>
+      </w:r>
+      <w:proofErr w:type="spellEnd"/>
+      <w:r>
+        <w:t xml:space="preserve"> </w:t>
+      </w:r>
+      <w:r>
+        <w:t xml:space="preserve"> processes</w:t>
+      </w:r>
+      <w:proofErr w:type="gramEnd"/>
+      <w:r>
+        <w:t xml:space="preserve"> with ticket ratios of 30, 20, and 10 and </w:t>
+      </w:r>
+      <w:proofErr w:type="gramStart"/>
+      <w:r>
+        <w:t>measure</w:t>
+      </w:r>
+      <w:proofErr w:type="gramEnd"/>
+      <w:r>
+        <w:t xml:space="preserve"> how often each process ran. The </w:t>
+      </w:r>
+      <w:proofErr w:type="gramStart"/>
+      <w:r>
+        <w:t>final results</w:t>
+      </w:r>
+      <w:proofErr w:type="gramEnd"/>
+      <w:r>
+        <w:t xml:space="preserve"> showed that processes with more tickets received more CPU ticks, demonstrating that the Lottery Scheduler worked correctly.</w:t>
+      </w:r>
+    </w:p>
+    <w:p>
+      <w:pPr>
+        <w:rPr>
+          <w:b/>
+          <w:bCs/>
+        </w:rPr>
+      </w:pPr>
+      <w:r>
+        <w:rPr>
+          <w:b/>
+          <w:bCs/>
+        </w:rPr>
         <w:t>Testing and Result:</w:t>
       </w:r>
     </w:p>
@@ -206,7 +350,6 @@
         <w:rPr>
           <w:noProof/>
         </w:rPr>
-        <w:lastRenderedPageBreak/>
         <w:drawing>
           <wp:inline distT="0" distB="0" distL="0" distR="0" wp14:anchorId="3FD3A064" wp14:editId="52CC11D2">
             <wp:extent cx="2712720" cy="1859280"/>
@@ -307,6 +450,7 @@
           <w:bCs/>
           <w:noProof/>
         </w:rPr>
+        <w:lastRenderedPageBreak/>
         <w:drawing>
           <wp:inline distT="0" distB="0" distL="0" distR="0" wp14:anchorId="2C3065CF" wp14:editId="2486D60F">
             <wp:extent cx="4584700" cy="2755900"/>
@@ -367,7 +511,6 @@
           <w:bCs/>
           <w:noProof/>
         </w:rPr>
-        <w:lastRenderedPageBreak/>
         <w:drawing>
           <wp:inline distT="0" distB="0" distL="0" distR="0" wp14:anchorId="74C878C8" wp14:editId="765D63F3">
             <wp:extent cx="4584700" cy="2755900"/>
@@ -552,7 +695,6 @@
           <w:bCs/>
           <w:noProof/>
         </w:rPr>
-        <w:lastRenderedPageBreak/>
         <w:drawing>
           <wp:inline distT="0" distB="0" distL="0" distR="0" wp14:anchorId="1C592257" wp14:editId="443DE190">
             <wp:extent cx="4171950" cy="2628900"/>
@@ -673,6 +815,7 @@
           <w:bCs/>
           <w:noProof/>
         </w:rPr>
+        <w:lastRenderedPageBreak/>
         <w:drawing>
           <wp:inline distT="0" distB="0" distL="0" distR="0" wp14:anchorId="44D951C2" wp14:editId="35BA8794">
             <wp:extent cx="3219450" cy="1504950"/>
@@ -733,7 +876,6 @@
           <w:bCs/>
           <w:noProof/>
         </w:rPr>
-        <w:lastRenderedPageBreak/>
         <w:drawing>
           <wp:inline distT="0" distB="0" distL="0" distR="0" wp14:anchorId="6B94CCBC" wp14:editId="1FF5DA0A">
             <wp:extent cx="3343275" cy="1809750"/>
@@ -854,6 +996,7 @@
           <w:bCs/>
           <w:noProof/>
         </w:rPr>
+        <w:lastRenderedPageBreak/>
         <w:drawing>
           <wp:inline distT="0" distB="0" distL="0" distR="0" wp14:anchorId="3CBBFFBA" wp14:editId="09321B6D">
             <wp:extent cx="4010025" cy="2647950"/>
@@ -914,7 +1057,6 @@
           <w:bCs/>
           <w:noProof/>
         </w:rPr>
-        <w:lastRenderedPageBreak/>
         <w:drawing>
           <wp:inline distT="0" distB="0" distL="0" distR="0" wp14:anchorId="3D4F02AB" wp14:editId="0FE617F7">
             <wp:extent cx="3914775" cy="2352675"/>
